--- a/Samuel_R001_Antitrust_Risk.docx
+++ b/Samuel_R001_Antitrust_Risk.docx
@@ -15,7 +15,6 @@
           <w:rFonts w:ascii="Times New Roman" w:hAnsi="Times New Roman" w:cs="Times New Roman"/>
           <w:b/>
           <w:bCs/>
-          <w:color w:val="1F2D3D"/>
           <w:sz w:val="32"/>
           <w:szCs w:val="32"/>
         </w:rPr>
@@ -70,7 +69,6 @@
           <w:rFonts w:ascii="Times New Roman" w:hAnsi="Times New Roman" w:cs="Times New Roman"/>
           <w:b/>
           <w:bCs/>
-          <w:color w:val="2E4057"/>
           <w:sz w:val="24"/>
           <w:szCs w:val="24"/>
         </w:rPr>
@@ -104,7 +102,6 @@
           <w:rFonts w:ascii="Times New Roman" w:hAnsi="Times New Roman" w:cs="Times New Roman"/>
           <w:b/>
           <w:bCs/>
-          <w:color w:val="1F2D3D"/>
           <w:sz w:val="26"/>
           <w:szCs w:val="26"/>
         </w:rPr>
@@ -133,12 +130,6 @@
         <w:gridCol w:w="7360"/>
       </w:tblGrid>
       <w:tr>
-        <w:tblPrEx>
-          <w:tblCellMar>
-            <w:top w:w="0" w:type="dxa"/>
-            <w:bottom w:w="0" w:type="dxa"/>
-          </w:tblCellMar>
-        </w:tblPrEx>
         <w:tc>
           <w:tcPr>
             <w:tcW w:w="2000" w:type="dxa"/>
@@ -148,7 +139,6 @@
               <w:bottom w:val="single" w:sz="1" w:space="0" w:color="AAAAAA"/>
               <w:right w:val="single" w:sz="1" w:space="0" w:color="AAAAAA"/>
             </w:tcBorders>
-            <w:shd w:val="clear" w:color="auto" w:fill="1F2D3D"/>
             <w:tcMar>
               <w:top w:w="100" w:type="dxa"/>
               <w:left w:w="150" w:type="dxa"/>
@@ -169,7 +159,6 @@
                 <w:rFonts w:ascii="Times New Roman" w:hAnsi="Times New Roman" w:cs="Times New Roman"/>
                 <w:b/>
                 <w:bCs/>
-                <w:color w:val="FFFFFF"/>
                 <w:sz w:val="20"/>
                 <w:szCs w:val="20"/>
               </w:rPr>
@@ -186,7 +175,6 @@
               <w:bottom w:val="single" w:sz="1" w:space="0" w:color="AAAAAA"/>
               <w:right w:val="single" w:sz="1" w:space="0" w:color="AAAAAA"/>
             </w:tcBorders>
-            <w:shd w:val="clear" w:color="auto" w:fill="1F2D3D"/>
             <w:tcMar>
               <w:top w:w="100" w:type="dxa"/>
               <w:left w:w="150" w:type="dxa"/>
@@ -207,7 +195,6 @@
                 <w:rFonts w:ascii="Times New Roman" w:hAnsi="Times New Roman" w:cs="Times New Roman"/>
                 <w:b/>
                 <w:bCs/>
-                <w:color w:val="FFFFFF"/>
                 <w:sz w:val="20"/>
                 <w:szCs w:val="20"/>
               </w:rPr>
@@ -217,12 +204,6 @@
         </w:tc>
       </w:tr>
       <w:tr>
-        <w:tblPrEx>
-          <w:tblCellMar>
-            <w:top w:w="0" w:type="dxa"/>
-            <w:bottom w:w="0" w:type="dxa"/>
-          </w:tblCellMar>
-        </w:tblPrEx>
         <w:tc>
           <w:tcPr>
             <w:tcW w:w="2000" w:type="dxa"/>
@@ -232,7 +213,6 @@
               <w:bottom w:val="single" w:sz="1" w:space="0" w:color="CCCCCC"/>
               <w:right w:val="single" w:sz="1" w:space="0" w:color="CCCCCC"/>
             </w:tcBorders>
-            <w:shd w:val="clear" w:color="auto" w:fill="DDEEFF"/>
             <w:tcMar>
               <w:top w:w="100" w:type="dxa"/>
               <w:left w:w="150" w:type="dxa"/>
@@ -268,7 +248,6 @@
               <w:bottom w:val="single" w:sz="1" w:space="0" w:color="CCCCCC"/>
               <w:right w:val="single" w:sz="1" w:space="0" w:color="CCCCCC"/>
             </w:tcBorders>
-            <w:shd w:val="clear" w:color="auto" w:fill="DDEEFF"/>
             <w:tcMar>
               <w:top w:w="100" w:type="dxa"/>
               <w:left w:w="150" w:type="dxa"/>
@@ -295,12 +274,6 @@
         </w:tc>
       </w:tr>
       <w:tr>
-        <w:tblPrEx>
-          <w:tblCellMar>
-            <w:top w:w="0" w:type="dxa"/>
-            <w:bottom w:w="0" w:type="dxa"/>
-          </w:tblCellMar>
-        </w:tblPrEx>
         <w:tc>
           <w:tcPr>
             <w:tcW w:w="2000" w:type="dxa"/>
@@ -310,7 +283,6 @@
               <w:bottom w:val="single" w:sz="1" w:space="0" w:color="CCCCCC"/>
               <w:right w:val="single" w:sz="1" w:space="0" w:color="CCCCCC"/>
             </w:tcBorders>
-            <w:shd w:val="clear" w:color="auto" w:fill="DDEEFF"/>
             <w:tcMar>
               <w:top w:w="100" w:type="dxa"/>
               <w:left w:w="150" w:type="dxa"/>
@@ -346,7 +318,6 @@
               <w:bottom w:val="single" w:sz="1" w:space="0" w:color="CCCCCC"/>
               <w:right w:val="single" w:sz="1" w:space="0" w:color="CCCCCC"/>
             </w:tcBorders>
-            <w:shd w:val="clear" w:color="auto" w:fill="DDEEFF"/>
             <w:tcMar>
               <w:top w:w="100" w:type="dxa"/>
               <w:left w:w="150" w:type="dxa"/>
@@ -373,12 +344,6 @@
         </w:tc>
       </w:tr>
       <w:tr>
-        <w:tblPrEx>
-          <w:tblCellMar>
-            <w:top w:w="0" w:type="dxa"/>
-            <w:bottom w:w="0" w:type="dxa"/>
-          </w:tblCellMar>
-        </w:tblPrEx>
         <w:tc>
           <w:tcPr>
             <w:tcW w:w="2000" w:type="dxa"/>
@@ -388,7 +353,6 @@
               <w:bottom w:val="single" w:sz="1" w:space="0" w:color="CCCCCC"/>
               <w:right w:val="single" w:sz="1" w:space="0" w:color="CCCCCC"/>
             </w:tcBorders>
-            <w:shd w:val="clear" w:color="auto" w:fill="DDEEFF"/>
             <w:tcMar>
               <w:top w:w="100" w:type="dxa"/>
               <w:left w:w="150" w:type="dxa"/>
@@ -424,7 +388,6 @@
               <w:bottom w:val="single" w:sz="1" w:space="0" w:color="CCCCCC"/>
               <w:right w:val="single" w:sz="1" w:space="0" w:color="CCCCCC"/>
             </w:tcBorders>
-            <w:shd w:val="clear" w:color="auto" w:fill="DDEEFF"/>
             <w:tcMar>
               <w:top w:w="100" w:type="dxa"/>
               <w:left w:w="150" w:type="dxa"/>
@@ -451,12 +414,6 @@
         </w:tc>
       </w:tr>
       <w:tr>
-        <w:tblPrEx>
-          <w:tblCellMar>
-            <w:top w:w="0" w:type="dxa"/>
-            <w:bottom w:w="0" w:type="dxa"/>
-          </w:tblCellMar>
-        </w:tblPrEx>
         <w:tc>
           <w:tcPr>
             <w:tcW w:w="2000" w:type="dxa"/>
@@ -466,7 +423,6 @@
               <w:bottom w:val="single" w:sz="1" w:space="0" w:color="CCCCCC"/>
               <w:right w:val="single" w:sz="1" w:space="0" w:color="CCCCCC"/>
             </w:tcBorders>
-            <w:shd w:val="clear" w:color="auto" w:fill="DDEEFF"/>
             <w:tcMar>
               <w:top w:w="100" w:type="dxa"/>
               <w:left w:w="150" w:type="dxa"/>
@@ -502,7 +458,6 @@
               <w:bottom w:val="single" w:sz="1" w:space="0" w:color="CCCCCC"/>
               <w:right w:val="single" w:sz="1" w:space="0" w:color="CCCCCC"/>
             </w:tcBorders>
-            <w:shd w:val="clear" w:color="auto" w:fill="DDEEFF"/>
             <w:tcMar>
               <w:top w:w="100" w:type="dxa"/>
               <w:left w:w="150" w:type="dxa"/>
@@ -529,12 +484,6 @@
         </w:tc>
       </w:tr>
       <w:tr>
-        <w:tblPrEx>
-          <w:tblCellMar>
-            <w:top w:w="0" w:type="dxa"/>
-            <w:bottom w:w="0" w:type="dxa"/>
-          </w:tblCellMar>
-        </w:tblPrEx>
         <w:tc>
           <w:tcPr>
             <w:tcW w:w="2000" w:type="dxa"/>
@@ -544,7 +493,6 @@
               <w:bottom w:val="single" w:sz="1" w:space="0" w:color="CCCCCC"/>
               <w:right w:val="single" w:sz="1" w:space="0" w:color="CCCCCC"/>
             </w:tcBorders>
-            <w:shd w:val="clear" w:color="auto" w:fill="DDEEFF"/>
             <w:tcMar>
               <w:top w:w="100" w:type="dxa"/>
               <w:left w:w="150" w:type="dxa"/>
@@ -580,7 +528,6 @@
               <w:bottom w:val="single" w:sz="1" w:space="0" w:color="CCCCCC"/>
               <w:right w:val="single" w:sz="1" w:space="0" w:color="CCCCCC"/>
             </w:tcBorders>
-            <w:shd w:val="clear" w:color="auto" w:fill="DDEEFF"/>
             <w:tcMar>
               <w:top w:w="100" w:type="dxa"/>
               <w:left w:w="150" w:type="dxa"/>
@@ -607,12 +554,6 @@
         </w:tc>
       </w:tr>
       <w:tr>
-        <w:tblPrEx>
-          <w:tblCellMar>
-            <w:top w:w="0" w:type="dxa"/>
-            <w:bottom w:w="0" w:type="dxa"/>
-          </w:tblCellMar>
-        </w:tblPrEx>
         <w:tc>
           <w:tcPr>
             <w:tcW w:w="2000" w:type="dxa"/>
@@ -622,7 +563,6 @@
               <w:bottom w:val="single" w:sz="1" w:space="0" w:color="CCCCCC"/>
               <w:right w:val="single" w:sz="1" w:space="0" w:color="CCCCCC"/>
             </w:tcBorders>
-            <w:shd w:val="clear" w:color="auto" w:fill="DDEEFF"/>
             <w:tcMar>
               <w:top w:w="100" w:type="dxa"/>
               <w:left w:w="150" w:type="dxa"/>
@@ -658,7 +598,6 @@
               <w:bottom w:val="single" w:sz="1" w:space="0" w:color="CCCCCC"/>
               <w:right w:val="single" w:sz="1" w:space="0" w:color="CCCCCC"/>
             </w:tcBorders>
-            <w:shd w:val="clear" w:color="auto" w:fill="DDEEFF"/>
             <w:tcMar>
               <w:top w:w="100" w:type="dxa"/>
               <w:left w:w="150" w:type="dxa"/>
@@ -685,12 +624,6 @@
         </w:tc>
       </w:tr>
       <w:tr>
-        <w:tblPrEx>
-          <w:tblCellMar>
-            <w:top w:w="0" w:type="dxa"/>
-            <w:bottom w:w="0" w:type="dxa"/>
-          </w:tblCellMar>
-        </w:tblPrEx>
         <w:tc>
           <w:tcPr>
             <w:tcW w:w="2000" w:type="dxa"/>
@@ -700,7 +633,6 @@
               <w:bottom w:val="single" w:sz="1" w:space="0" w:color="CCCCCC"/>
               <w:right w:val="single" w:sz="1" w:space="0" w:color="CCCCCC"/>
             </w:tcBorders>
-            <w:shd w:val="clear" w:color="auto" w:fill="DDEEFF"/>
             <w:tcMar>
               <w:top w:w="100" w:type="dxa"/>
               <w:left w:w="150" w:type="dxa"/>
@@ -736,7 +668,6 @@
               <w:bottom w:val="single" w:sz="1" w:space="0" w:color="CCCCCC"/>
               <w:right w:val="single" w:sz="1" w:space="0" w:color="CCCCCC"/>
             </w:tcBorders>
-            <w:shd w:val="clear" w:color="auto" w:fill="DDEEFF"/>
             <w:tcMar>
               <w:top w:w="100" w:type="dxa"/>
               <w:left w:w="150" w:type="dxa"/>
@@ -841,12 +772,6 @@
         </w:tc>
       </w:tr>
       <w:tr>
-        <w:tblPrEx>
-          <w:tblCellMar>
-            <w:top w:w="0" w:type="dxa"/>
-            <w:bottom w:w="0" w:type="dxa"/>
-          </w:tblCellMar>
-        </w:tblPrEx>
         <w:tc>
           <w:tcPr>
             <w:tcW w:w="2000" w:type="dxa"/>
@@ -856,7 +781,6 @@
               <w:bottom w:val="single" w:sz="1" w:space="0" w:color="CCCCCC"/>
               <w:right w:val="single" w:sz="1" w:space="0" w:color="CCCCCC"/>
             </w:tcBorders>
-            <w:shd w:val="clear" w:color="auto" w:fill="DDEEFF"/>
             <w:tcMar>
               <w:top w:w="100" w:type="dxa"/>
               <w:left w:w="150" w:type="dxa"/>
@@ -893,7 +817,6 @@
               <w:bottom w:val="single" w:sz="1" w:space="0" w:color="CCCCCC"/>
               <w:right w:val="single" w:sz="1" w:space="0" w:color="CCCCCC"/>
             </w:tcBorders>
-            <w:shd w:val="clear" w:color="auto" w:fill="CC0000"/>
             <w:tcMar>
               <w:top w:w="100" w:type="dxa"/>
               <w:left w:w="150" w:type="dxa"/>
@@ -914,7 +837,6 @@
                 <w:rFonts w:ascii="Times New Roman" w:hAnsi="Times New Roman" w:cs="Times New Roman"/>
                 <w:b/>
                 <w:bCs/>
-                <w:color w:val="FFFFFF"/>
               </w:rPr>
               <w:t>4 out of 5</w:t>
             </w:r>
@@ -922,12 +844,6 @@
         </w:tc>
       </w:tr>
       <w:tr>
-        <w:tblPrEx>
-          <w:tblCellMar>
-            <w:top w:w="0" w:type="dxa"/>
-            <w:bottom w:w="0" w:type="dxa"/>
-          </w:tblCellMar>
-        </w:tblPrEx>
         <w:tc>
           <w:tcPr>
             <w:tcW w:w="2000" w:type="dxa"/>
@@ -937,7 +853,6 @@
               <w:bottom w:val="single" w:sz="1" w:space="0" w:color="CCCCCC"/>
               <w:right w:val="single" w:sz="1" w:space="0" w:color="CCCCCC"/>
             </w:tcBorders>
-            <w:shd w:val="clear" w:color="auto" w:fill="DDEEFF"/>
             <w:tcMar>
               <w:top w:w="100" w:type="dxa"/>
               <w:left w:w="150" w:type="dxa"/>
@@ -973,7 +888,6 @@
               <w:bottom w:val="single" w:sz="1" w:space="0" w:color="CCCCCC"/>
               <w:right w:val="single" w:sz="1" w:space="0" w:color="CCCCCC"/>
             </w:tcBorders>
-            <w:shd w:val="clear" w:color="auto" w:fill="CC0000"/>
             <w:tcMar>
               <w:top w:w="100" w:type="dxa"/>
               <w:left w:w="150" w:type="dxa"/>
@@ -994,7 +908,6 @@
                 <w:rFonts w:ascii="Times New Roman" w:hAnsi="Times New Roman" w:cs="Times New Roman"/>
                 <w:b/>
                 <w:bCs/>
-                <w:color w:val="FFFFFF"/>
               </w:rPr>
               <w:t>5 out of 5</w:t>
             </w:r>
@@ -1002,12 +915,6 @@
         </w:tc>
       </w:tr>
       <w:tr>
-        <w:tblPrEx>
-          <w:tblCellMar>
-            <w:top w:w="0" w:type="dxa"/>
-            <w:bottom w:w="0" w:type="dxa"/>
-          </w:tblCellMar>
-        </w:tblPrEx>
         <w:tc>
           <w:tcPr>
             <w:tcW w:w="2000" w:type="dxa"/>
@@ -1017,7 +924,6 @@
               <w:bottom w:val="single" w:sz="1" w:space="0" w:color="CCCCCC"/>
               <w:right w:val="single" w:sz="1" w:space="0" w:color="CCCCCC"/>
             </w:tcBorders>
-            <w:shd w:val="clear" w:color="auto" w:fill="DDEEFF"/>
             <w:tcMar>
               <w:top w:w="100" w:type="dxa"/>
               <w:left w:w="150" w:type="dxa"/>
@@ -1053,7 +959,6 @@
               <w:bottom w:val="single" w:sz="1" w:space="0" w:color="CCCCCC"/>
               <w:right w:val="single" w:sz="1" w:space="0" w:color="CCCCCC"/>
             </w:tcBorders>
-            <w:shd w:val="clear" w:color="auto" w:fill="990000"/>
             <w:tcMar>
               <w:top w:w="100" w:type="dxa"/>
               <w:left w:w="150" w:type="dxa"/>
@@ -1074,7 +979,6 @@
                 <w:rFonts w:ascii="Times New Roman" w:hAnsi="Times New Roman" w:cs="Times New Roman"/>
                 <w:b/>
                 <w:bCs/>
-                <w:color w:val="FFFFFF"/>
               </w:rPr>
               <w:t>20 — HIGH</w:t>
             </w:r>
@@ -1082,12 +986,6 @@
         </w:tc>
       </w:tr>
       <w:tr>
-        <w:tblPrEx>
-          <w:tblCellMar>
-            <w:top w:w="0" w:type="dxa"/>
-            <w:bottom w:w="0" w:type="dxa"/>
-          </w:tblCellMar>
-        </w:tblPrEx>
         <w:tc>
           <w:tcPr>
             <w:tcW w:w="2000" w:type="dxa"/>
@@ -1097,7 +995,6 @@
               <w:bottom w:val="single" w:sz="1" w:space="0" w:color="CCCCCC"/>
               <w:right w:val="single" w:sz="1" w:space="0" w:color="CCCCCC"/>
             </w:tcBorders>
-            <w:shd w:val="clear" w:color="auto" w:fill="DDEEFF"/>
             <w:tcMar>
               <w:top w:w="100" w:type="dxa"/>
               <w:left w:w="150" w:type="dxa"/>
@@ -1133,7 +1030,6 @@
               <w:bottom w:val="single" w:sz="1" w:space="0" w:color="CCCCCC"/>
               <w:right w:val="single" w:sz="1" w:space="0" w:color="CCCCCC"/>
             </w:tcBorders>
-            <w:shd w:val="clear" w:color="auto" w:fill="CC0000"/>
             <w:tcMar>
               <w:top w:w="100" w:type="dxa"/>
               <w:left w:w="150" w:type="dxa"/>
@@ -1154,7 +1050,6 @@
                 <w:rFonts w:ascii="Times New Roman" w:hAnsi="Times New Roman" w:cs="Times New Roman"/>
                 <w:b/>
                 <w:bCs/>
-                <w:color w:val="FFFFFF"/>
               </w:rPr>
               <w:t>H</w:t>
             </w:r>
@@ -1162,12 +1057,6 @@
         </w:tc>
       </w:tr>
       <w:tr>
-        <w:tblPrEx>
-          <w:tblCellMar>
-            <w:top w:w="0" w:type="dxa"/>
-            <w:bottom w:w="0" w:type="dxa"/>
-          </w:tblCellMar>
-        </w:tblPrEx>
         <w:tc>
           <w:tcPr>
             <w:tcW w:w="2000" w:type="dxa"/>
@@ -1177,7 +1066,6 @@
               <w:bottom w:val="single" w:sz="1" w:space="0" w:color="CCCCCC"/>
               <w:right w:val="single" w:sz="1" w:space="0" w:color="CCCCCC"/>
             </w:tcBorders>
-            <w:shd w:val="clear" w:color="auto" w:fill="DDEEFF"/>
             <w:tcMar>
               <w:top w:w="100" w:type="dxa"/>
               <w:left w:w="150" w:type="dxa"/>
@@ -1213,7 +1101,6 @@
               <w:bottom w:val="single" w:sz="1" w:space="0" w:color="CCCCCC"/>
               <w:right w:val="single" w:sz="1" w:space="0" w:color="CCCCCC"/>
             </w:tcBorders>
-            <w:shd w:val="clear" w:color="auto" w:fill="DDEEFF"/>
             <w:tcMar>
               <w:top w:w="100" w:type="dxa"/>
               <w:left w:w="150" w:type="dxa"/>
@@ -1240,12 +1127,6 @@
         </w:tc>
       </w:tr>
       <w:tr>
-        <w:tblPrEx>
-          <w:tblCellMar>
-            <w:top w:w="0" w:type="dxa"/>
-            <w:bottom w:w="0" w:type="dxa"/>
-          </w:tblCellMar>
-        </w:tblPrEx>
         <w:tc>
           <w:tcPr>
             <w:tcW w:w="2000" w:type="dxa"/>
@@ -1255,7 +1136,6 @@
               <w:bottom w:val="single" w:sz="1" w:space="0" w:color="CCCCCC"/>
               <w:right w:val="single" w:sz="1" w:space="0" w:color="CCCCCC"/>
             </w:tcBorders>
-            <w:shd w:val="clear" w:color="auto" w:fill="DDEEFF"/>
             <w:tcMar>
               <w:top w:w="100" w:type="dxa"/>
               <w:left w:w="150" w:type="dxa"/>
@@ -1291,7 +1171,6 @@
               <w:bottom w:val="single" w:sz="1" w:space="0" w:color="CCCCCC"/>
               <w:right w:val="single" w:sz="1" w:space="0" w:color="CCCCCC"/>
             </w:tcBorders>
-            <w:shd w:val="clear" w:color="auto" w:fill="DDEEFF"/>
             <w:tcMar>
               <w:top w:w="100" w:type="dxa"/>
               <w:left w:w="150" w:type="dxa"/>
@@ -1318,12 +1197,6 @@
         </w:tc>
       </w:tr>
       <w:tr>
-        <w:tblPrEx>
-          <w:tblCellMar>
-            <w:top w:w="0" w:type="dxa"/>
-            <w:bottom w:w="0" w:type="dxa"/>
-          </w:tblCellMar>
-        </w:tblPrEx>
         <w:tc>
           <w:tcPr>
             <w:tcW w:w="2000" w:type="dxa"/>
@@ -1333,7 +1206,6 @@
               <w:bottom w:val="single" w:sz="1" w:space="0" w:color="CCCCCC"/>
               <w:right w:val="single" w:sz="1" w:space="0" w:color="CCCCCC"/>
             </w:tcBorders>
-            <w:shd w:val="clear" w:color="auto" w:fill="DDEEFF"/>
             <w:tcMar>
               <w:top w:w="100" w:type="dxa"/>
               <w:left w:w="150" w:type="dxa"/>
@@ -1369,7 +1241,6 @@
               <w:bottom w:val="single" w:sz="1" w:space="0" w:color="CCCCCC"/>
               <w:right w:val="single" w:sz="1" w:space="0" w:color="CCCCCC"/>
             </w:tcBorders>
-            <w:shd w:val="clear" w:color="auto" w:fill="DDEEFF"/>
             <w:tcMar>
               <w:top w:w="100" w:type="dxa"/>
               <w:left w:w="150" w:type="dxa"/>
@@ -1434,7 +1305,6 @@
           <w:rFonts w:ascii="Times New Roman" w:hAnsi="Times New Roman" w:cs="Times New Roman"/>
           <w:b/>
           <w:bCs/>
-          <w:color w:val="1F2D3D"/>
           <w:sz w:val="26"/>
           <w:szCs w:val="26"/>
         </w:rPr>
@@ -1463,12 +1333,6 @@
         <w:gridCol w:w="7360"/>
       </w:tblGrid>
       <w:tr>
-        <w:tblPrEx>
-          <w:tblCellMar>
-            <w:top w:w="0" w:type="dxa"/>
-            <w:bottom w:w="0" w:type="dxa"/>
-          </w:tblCellMar>
-        </w:tblPrEx>
         <w:tc>
           <w:tcPr>
             <w:tcW w:w="2000" w:type="dxa"/>
@@ -1478,7 +1342,6 @@
               <w:bottom w:val="single" w:sz="1" w:space="0" w:color="AAAAAA"/>
               <w:right w:val="single" w:sz="1" w:space="0" w:color="AAAAAA"/>
             </w:tcBorders>
-            <w:shd w:val="clear" w:color="auto" w:fill="1F2D3D"/>
             <w:tcMar>
               <w:top w:w="100" w:type="dxa"/>
               <w:left w:w="150" w:type="dxa"/>
@@ -1499,7 +1362,6 @@
                 <w:rFonts w:ascii="Times New Roman" w:hAnsi="Times New Roman" w:cs="Times New Roman"/>
                 <w:b/>
                 <w:bCs/>
-                <w:color w:val="FFFFFF"/>
                 <w:sz w:val="20"/>
                 <w:szCs w:val="20"/>
               </w:rPr>
@@ -1516,7 +1378,6 @@
               <w:bottom w:val="single" w:sz="1" w:space="0" w:color="AAAAAA"/>
               <w:right w:val="single" w:sz="1" w:space="0" w:color="AAAAAA"/>
             </w:tcBorders>
-            <w:shd w:val="clear" w:color="auto" w:fill="1F2D3D"/>
             <w:tcMar>
               <w:top w:w="100" w:type="dxa"/>
               <w:left w:w="150" w:type="dxa"/>
@@ -1537,7 +1398,6 @@
                 <w:rFonts w:ascii="Times New Roman" w:hAnsi="Times New Roman" w:cs="Times New Roman"/>
                 <w:b/>
                 <w:bCs/>
-                <w:color w:val="FFFFFF"/>
                 <w:sz w:val="20"/>
                 <w:szCs w:val="20"/>
               </w:rPr>
@@ -1547,12 +1407,6 @@
         </w:tc>
       </w:tr>
       <w:tr>
-        <w:tblPrEx>
-          <w:tblCellMar>
-            <w:top w:w="0" w:type="dxa"/>
-            <w:bottom w:w="0" w:type="dxa"/>
-          </w:tblCellMar>
-        </w:tblPrEx>
         <w:tc>
           <w:tcPr>
             <w:tcW w:w="2000" w:type="dxa"/>
@@ -1562,7 +1416,6 @@
               <w:bottom w:val="single" w:sz="1" w:space="0" w:color="CCCCCC"/>
               <w:right w:val="single" w:sz="1" w:space="0" w:color="CCCCCC"/>
             </w:tcBorders>
-            <w:shd w:val="clear" w:color="auto" w:fill="DDEEFF"/>
             <w:tcMar>
               <w:top w:w="100" w:type="dxa"/>
               <w:left w:w="150" w:type="dxa"/>
@@ -1598,7 +1451,6 @@
               <w:bottom w:val="single" w:sz="1" w:space="0" w:color="CCCCCC"/>
               <w:right w:val="single" w:sz="1" w:space="0" w:color="CCCCCC"/>
             </w:tcBorders>
-            <w:shd w:val="clear" w:color="auto" w:fill="DDEEFF"/>
             <w:tcMar>
               <w:top w:w="100" w:type="dxa"/>
               <w:left w:w="150" w:type="dxa"/>
@@ -1625,12 +1477,6 @@
         </w:tc>
       </w:tr>
       <w:tr>
-        <w:tblPrEx>
-          <w:tblCellMar>
-            <w:top w:w="0" w:type="dxa"/>
-            <w:bottom w:w="0" w:type="dxa"/>
-          </w:tblCellMar>
-        </w:tblPrEx>
         <w:tc>
           <w:tcPr>
             <w:tcW w:w="2000" w:type="dxa"/>
@@ -1640,7 +1486,6 @@
               <w:bottom w:val="single" w:sz="1" w:space="0" w:color="CCCCCC"/>
               <w:right w:val="single" w:sz="1" w:space="0" w:color="CCCCCC"/>
             </w:tcBorders>
-            <w:shd w:val="clear" w:color="auto" w:fill="DDEEFF"/>
             <w:tcMar>
               <w:top w:w="100" w:type="dxa"/>
               <w:left w:w="150" w:type="dxa"/>
@@ -1676,7 +1521,6 @@
               <w:bottom w:val="single" w:sz="1" w:space="0" w:color="CCCCCC"/>
               <w:right w:val="single" w:sz="1" w:space="0" w:color="CCCCCC"/>
             </w:tcBorders>
-            <w:shd w:val="clear" w:color="auto" w:fill="DDEEFF"/>
             <w:tcMar>
               <w:top w:w="100" w:type="dxa"/>
               <w:left w:w="150" w:type="dxa"/>
@@ -1703,12 +1547,6 @@
         </w:tc>
       </w:tr>
       <w:tr>
-        <w:tblPrEx>
-          <w:tblCellMar>
-            <w:top w:w="0" w:type="dxa"/>
-            <w:bottom w:w="0" w:type="dxa"/>
-          </w:tblCellMar>
-        </w:tblPrEx>
         <w:tc>
           <w:tcPr>
             <w:tcW w:w="2000" w:type="dxa"/>
@@ -1718,7 +1556,6 @@
               <w:bottom w:val="single" w:sz="1" w:space="0" w:color="CCCCCC"/>
               <w:right w:val="single" w:sz="1" w:space="0" w:color="CCCCCC"/>
             </w:tcBorders>
-            <w:shd w:val="clear" w:color="auto" w:fill="DDEEFF"/>
             <w:tcMar>
               <w:top w:w="100" w:type="dxa"/>
               <w:left w:w="150" w:type="dxa"/>
@@ -1754,7 +1591,6 @@
               <w:bottom w:val="single" w:sz="1" w:space="0" w:color="CCCCCC"/>
               <w:right w:val="single" w:sz="1" w:space="0" w:color="CCCCCC"/>
             </w:tcBorders>
-            <w:shd w:val="clear" w:color="auto" w:fill="DDEEFF"/>
             <w:tcMar>
               <w:top w:w="100" w:type="dxa"/>
               <w:left w:w="150" w:type="dxa"/>
@@ -1781,12 +1617,6 @@
         </w:tc>
       </w:tr>
       <w:tr>
-        <w:tblPrEx>
-          <w:tblCellMar>
-            <w:top w:w="0" w:type="dxa"/>
-            <w:bottom w:w="0" w:type="dxa"/>
-          </w:tblCellMar>
-        </w:tblPrEx>
         <w:tc>
           <w:tcPr>
             <w:tcW w:w="2000" w:type="dxa"/>
@@ -1796,7 +1626,6 @@
               <w:bottom w:val="single" w:sz="1" w:space="0" w:color="CCCCCC"/>
               <w:right w:val="single" w:sz="1" w:space="0" w:color="CCCCCC"/>
             </w:tcBorders>
-            <w:shd w:val="clear" w:color="auto" w:fill="DDEEFF"/>
             <w:tcMar>
               <w:top w:w="100" w:type="dxa"/>
               <w:left w:w="150" w:type="dxa"/>
@@ -1832,7 +1661,6 @@
               <w:bottom w:val="single" w:sz="1" w:space="0" w:color="CCCCCC"/>
               <w:right w:val="single" w:sz="1" w:space="0" w:color="CCCCCC"/>
             </w:tcBorders>
-            <w:shd w:val="clear" w:color="auto" w:fill="D7F0D7"/>
             <w:tcMar>
               <w:top w:w="100" w:type="dxa"/>
               <w:left w:w="150" w:type="dxa"/>
@@ -1859,12 +1687,6 @@
         </w:tc>
       </w:tr>
       <w:tr>
-        <w:tblPrEx>
-          <w:tblCellMar>
-            <w:top w:w="0" w:type="dxa"/>
-            <w:bottom w:w="0" w:type="dxa"/>
-          </w:tblCellMar>
-        </w:tblPrEx>
         <w:tc>
           <w:tcPr>
             <w:tcW w:w="2000" w:type="dxa"/>
@@ -1874,7 +1696,6 @@
               <w:bottom w:val="single" w:sz="1" w:space="0" w:color="CCCCCC"/>
               <w:right w:val="single" w:sz="1" w:space="0" w:color="CCCCCC"/>
             </w:tcBorders>
-            <w:shd w:val="clear" w:color="auto" w:fill="DDEEFF"/>
             <w:tcMar>
               <w:top w:w="100" w:type="dxa"/>
               <w:left w:w="150" w:type="dxa"/>
@@ -1932,7 +1753,6 @@
               <w:bottom w:val="single" w:sz="1" w:space="0" w:color="CCCCCC"/>
               <w:right w:val="single" w:sz="1" w:space="0" w:color="CCCCCC"/>
             </w:tcBorders>
-            <w:shd w:val="clear" w:color="auto" w:fill="FFF2CC"/>
             <w:tcMar>
               <w:top w:w="100" w:type="dxa"/>
               <w:left w:w="150" w:type="dxa"/>
@@ -1995,12 +1815,6 @@
         </w:tc>
       </w:tr>
       <w:tr>
-        <w:tblPrEx>
-          <w:tblCellMar>
-            <w:top w:w="0" w:type="dxa"/>
-            <w:bottom w:w="0" w:type="dxa"/>
-          </w:tblCellMar>
-        </w:tblPrEx>
         <w:tc>
           <w:tcPr>
             <w:tcW w:w="2000" w:type="dxa"/>
@@ -2010,7 +1824,6 @@
               <w:bottom w:val="single" w:sz="1" w:space="0" w:color="CCCCCC"/>
               <w:right w:val="single" w:sz="1" w:space="0" w:color="CCCCCC"/>
             </w:tcBorders>
-            <w:shd w:val="clear" w:color="auto" w:fill="DDEEFF"/>
             <w:tcMar>
               <w:top w:w="100" w:type="dxa"/>
               <w:left w:w="150" w:type="dxa"/>
@@ -2046,7 +1859,6 @@
               <w:bottom w:val="single" w:sz="1" w:space="0" w:color="CCCCCC"/>
               <w:right w:val="single" w:sz="1" w:space="0" w:color="CCCCCC"/>
             </w:tcBorders>
-            <w:shd w:val="clear" w:color="auto" w:fill="FFD7D7"/>
             <w:tcMar>
               <w:top w:w="100" w:type="dxa"/>
               <w:left w:w="150" w:type="dxa"/>
@@ -2091,12 +1903,6 @@
         </w:tc>
       </w:tr>
       <w:tr>
-        <w:tblPrEx>
-          <w:tblCellMar>
-            <w:top w:w="0" w:type="dxa"/>
-            <w:bottom w:w="0" w:type="dxa"/>
-          </w:tblCellMar>
-        </w:tblPrEx>
         <w:tc>
           <w:tcPr>
             <w:tcW w:w="2000" w:type="dxa"/>
@@ -2106,7 +1912,6 @@
               <w:bottom w:val="single" w:sz="1" w:space="0" w:color="CCCCCC"/>
               <w:right w:val="single" w:sz="1" w:space="0" w:color="CCCCCC"/>
             </w:tcBorders>
-            <w:shd w:val="clear" w:color="auto" w:fill="DDEEFF"/>
             <w:tcMar>
               <w:top w:w="100" w:type="dxa"/>
               <w:left w:w="150" w:type="dxa"/>
@@ -2142,7 +1947,6 @@
               <w:bottom w:val="single" w:sz="1" w:space="0" w:color="CCCCCC"/>
               <w:right w:val="single" w:sz="1" w:space="0" w:color="CCCCCC"/>
             </w:tcBorders>
-            <w:shd w:val="clear" w:color="auto" w:fill="DDEEFF"/>
             <w:tcMar>
               <w:top w:w="100" w:type="dxa"/>
               <w:left w:w="150" w:type="dxa"/>
@@ -2189,7 +1993,6 @@
           <w:rFonts w:ascii="Times New Roman" w:hAnsi="Times New Roman" w:cs="Times New Roman"/>
           <w:b/>
           <w:bCs/>
-          <w:color w:val="1F2D3D"/>
           <w:sz w:val="26"/>
           <w:szCs w:val="26"/>
         </w:rPr>
@@ -2218,12 +2021,6 @@
         <w:gridCol w:w="7360"/>
       </w:tblGrid>
       <w:tr>
-        <w:tblPrEx>
-          <w:tblCellMar>
-            <w:top w:w="0" w:type="dxa"/>
-            <w:bottom w:w="0" w:type="dxa"/>
-          </w:tblCellMar>
-        </w:tblPrEx>
         <w:tc>
           <w:tcPr>
             <w:tcW w:w="2000" w:type="dxa"/>
@@ -2233,7 +2030,6 @@
               <w:bottom w:val="single" w:sz="1" w:space="0" w:color="AAAAAA"/>
               <w:right w:val="single" w:sz="1" w:space="0" w:color="AAAAAA"/>
             </w:tcBorders>
-            <w:shd w:val="clear" w:color="auto" w:fill="1F2D3D"/>
             <w:tcMar>
               <w:top w:w="100" w:type="dxa"/>
               <w:left w:w="150" w:type="dxa"/>
@@ -2254,7 +2050,6 @@
                 <w:rFonts w:ascii="Times New Roman" w:hAnsi="Times New Roman" w:cs="Times New Roman"/>
                 <w:b/>
                 <w:bCs/>
-                <w:color w:val="FFFFFF"/>
                 <w:sz w:val="20"/>
                 <w:szCs w:val="20"/>
               </w:rPr>
@@ -2271,7 +2066,6 @@
               <w:bottom w:val="single" w:sz="1" w:space="0" w:color="AAAAAA"/>
               <w:right w:val="single" w:sz="1" w:space="0" w:color="AAAAAA"/>
             </w:tcBorders>
-            <w:shd w:val="clear" w:color="auto" w:fill="1F2D3D"/>
             <w:tcMar>
               <w:top w:w="100" w:type="dxa"/>
               <w:left w:w="150" w:type="dxa"/>
@@ -2292,7 +2086,6 @@
                 <w:rFonts w:ascii="Times New Roman" w:hAnsi="Times New Roman" w:cs="Times New Roman"/>
                 <w:b/>
                 <w:bCs/>
-                <w:color w:val="FFFFFF"/>
                 <w:sz w:val="20"/>
                 <w:szCs w:val="20"/>
               </w:rPr>
@@ -2302,12 +2095,6 @@
         </w:tc>
       </w:tr>
       <w:tr>
-        <w:tblPrEx>
-          <w:tblCellMar>
-            <w:top w:w="0" w:type="dxa"/>
-            <w:bottom w:w="0" w:type="dxa"/>
-          </w:tblCellMar>
-        </w:tblPrEx>
         <w:tc>
           <w:tcPr>
             <w:tcW w:w="2000" w:type="dxa"/>
@@ -2317,7 +2104,6 @@
               <w:bottom w:val="single" w:sz="1" w:space="0" w:color="CCCCCC"/>
               <w:right w:val="single" w:sz="1" w:space="0" w:color="CCCCCC"/>
             </w:tcBorders>
-            <w:shd w:val="clear" w:color="auto" w:fill="DDEEFF"/>
             <w:tcMar>
               <w:top w:w="100" w:type="dxa"/>
               <w:left w:w="150" w:type="dxa"/>
@@ -2353,7 +2139,6 @@
               <w:bottom w:val="single" w:sz="1" w:space="0" w:color="CCCCCC"/>
               <w:right w:val="single" w:sz="1" w:space="0" w:color="CCCCCC"/>
             </w:tcBorders>
-            <w:shd w:val="clear" w:color="auto" w:fill="CC0000"/>
             <w:tcMar>
               <w:top w:w="100" w:type="dxa"/>
               <w:left w:w="150" w:type="dxa"/>
@@ -2374,7 +2159,6 @@
                 <w:rFonts w:ascii="Times New Roman" w:hAnsi="Times New Roman" w:cs="Times New Roman"/>
                 <w:b/>
                 <w:bCs/>
-                <w:color w:val="FFFFFF"/>
               </w:rPr>
               <w:t>4 out of 5</w:t>
             </w:r>
@@ -2382,12 +2166,6 @@
         </w:tc>
       </w:tr>
       <w:tr>
-        <w:tblPrEx>
-          <w:tblCellMar>
-            <w:top w:w="0" w:type="dxa"/>
-            <w:bottom w:w="0" w:type="dxa"/>
-          </w:tblCellMar>
-        </w:tblPrEx>
         <w:tc>
           <w:tcPr>
             <w:tcW w:w="2000" w:type="dxa"/>
@@ -2397,7 +2175,6 @@
               <w:bottom w:val="single" w:sz="1" w:space="0" w:color="CCCCCC"/>
               <w:right w:val="single" w:sz="1" w:space="0" w:color="CCCCCC"/>
             </w:tcBorders>
-            <w:shd w:val="clear" w:color="auto" w:fill="DDEEFF"/>
             <w:tcMar>
               <w:top w:w="100" w:type="dxa"/>
               <w:left w:w="150" w:type="dxa"/>
@@ -2433,7 +2210,6 @@
               <w:bottom w:val="single" w:sz="1" w:space="0" w:color="CCCCCC"/>
               <w:right w:val="single" w:sz="1" w:space="0" w:color="CCCCCC"/>
             </w:tcBorders>
-            <w:shd w:val="clear" w:color="auto" w:fill="CC0000"/>
             <w:tcMar>
               <w:top w:w="100" w:type="dxa"/>
               <w:left w:w="150" w:type="dxa"/>
@@ -2454,7 +2230,6 @@
                 <w:rFonts w:ascii="Times New Roman" w:hAnsi="Times New Roman" w:cs="Times New Roman"/>
                 <w:b/>
                 <w:bCs/>
-                <w:color w:val="FFFFFF"/>
               </w:rPr>
               <w:t>5 out of 5</w:t>
             </w:r>
@@ -2462,12 +2237,6 @@
         </w:tc>
       </w:tr>
       <w:tr>
-        <w:tblPrEx>
-          <w:tblCellMar>
-            <w:top w:w="0" w:type="dxa"/>
-            <w:bottom w:w="0" w:type="dxa"/>
-          </w:tblCellMar>
-        </w:tblPrEx>
         <w:tc>
           <w:tcPr>
             <w:tcW w:w="2000" w:type="dxa"/>
@@ -2477,7 +2246,6 @@
               <w:bottom w:val="single" w:sz="1" w:space="0" w:color="CCCCCC"/>
               <w:right w:val="single" w:sz="1" w:space="0" w:color="CCCCCC"/>
             </w:tcBorders>
-            <w:shd w:val="clear" w:color="auto" w:fill="DDEEFF"/>
             <w:tcMar>
               <w:top w:w="100" w:type="dxa"/>
               <w:left w:w="150" w:type="dxa"/>
@@ -2513,7 +2281,6 @@
               <w:bottom w:val="single" w:sz="1" w:space="0" w:color="CCCCCC"/>
               <w:right w:val="single" w:sz="1" w:space="0" w:color="CCCCCC"/>
             </w:tcBorders>
-            <w:shd w:val="clear" w:color="auto" w:fill="990000"/>
             <w:tcMar>
               <w:top w:w="100" w:type="dxa"/>
               <w:left w:w="150" w:type="dxa"/>
@@ -2534,7 +2301,6 @@
                 <w:rFonts w:ascii="Times New Roman" w:hAnsi="Times New Roman" w:cs="Times New Roman"/>
                 <w:b/>
                 <w:bCs/>
-                <w:color w:val="FFFFFF"/>
               </w:rPr>
               <w:t>20 — HIGH RISK</w:t>
             </w:r>
@@ -2542,12 +2308,6 @@
         </w:tc>
       </w:tr>
       <w:tr>
-        <w:tblPrEx>
-          <w:tblCellMar>
-            <w:top w:w="0" w:type="dxa"/>
-            <w:bottom w:w="0" w:type="dxa"/>
-          </w:tblCellMar>
-        </w:tblPrEx>
         <w:tc>
           <w:tcPr>
             <w:tcW w:w="2000" w:type="dxa"/>
@@ -2557,7 +2317,6 @@
               <w:bottom w:val="single" w:sz="1" w:space="0" w:color="CCCCCC"/>
               <w:right w:val="single" w:sz="1" w:space="0" w:color="CCCCCC"/>
             </w:tcBorders>
-            <w:shd w:val="clear" w:color="auto" w:fill="DDEEFF"/>
             <w:tcMar>
               <w:top w:w="100" w:type="dxa"/>
               <w:left w:w="150" w:type="dxa"/>
@@ -2593,7 +2352,6 @@
               <w:bottom w:val="single" w:sz="1" w:space="0" w:color="CCCCCC"/>
               <w:right w:val="single" w:sz="1" w:space="0" w:color="CCCCCC"/>
             </w:tcBorders>
-            <w:shd w:val="clear" w:color="auto" w:fill="DDEEFF"/>
             <w:tcMar>
               <w:top w:w="100" w:type="dxa"/>
               <w:left w:w="150" w:type="dxa"/>
@@ -2620,12 +2378,6 @@
         </w:tc>
       </w:tr>
       <w:tr>
-        <w:tblPrEx>
-          <w:tblCellMar>
-            <w:top w:w="0" w:type="dxa"/>
-            <w:bottom w:w="0" w:type="dxa"/>
-          </w:tblCellMar>
-        </w:tblPrEx>
         <w:tc>
           <w:tcPr>
             <w:tcW w:w="2000" w:type="dxa"/>
@@ -2635,7 +2387,6 @@
               <w:bottom w:val="single" w:sz="1" w:space="0" w:color="CCCCCC"/>
               <w:right w:val="single" w:sz="1" w:space="0" w:color="CCCCCC"/>
             </w:tcBorders>
-            <w:shd w:val="clear" w:color="auto" w:fill="DDEEFF"/>
             <w:tcMar>
               <w:top w:w="100" w:type="dxa"/>
               <w:left w:w="150" w:type="dxa"/>
@@ -2671,7 +2422,6 @@
               <w:bottom w:val="single" w:sz="1" w:space="0" w:color="CCCCCC"/>
               <w:right w:val="single" w:sz="1" w:space="0" w:color="CCCCCC"/>
             </w:tcBorders>
-            <w:shd w:val="clear" w:color="auto" w:fill="DDEEFF"/>
             <w:tcMar>
               <w:top w:w="100" w:type="dxa"/>
               <w:left w:w="150" w:type="dxa"/>
@@ -2698,12 +2448,6 @@
         </w:tc>
       </w:tr>
       <w:tr>
-        <w:tblPrEx>
-          <w:tblCellMar>
-            <w:top w:w="0" w:type="dxa"/>
-            <w:bottom w:w="0" w:type="dxa"/>
-          </w:tblCellMar>
-        </w:tblPrEx>
         <w:tc>
           <w:tcPr>
             <w:tcW w:w="2000" w:type="dxa"/>
@@ -2713,7 +2457,6 @@
               <w:bottom w:val="single" w:sz="1" w:space="0" w:color="CCCCCC"/>
               <w:right w:val="single" w:sz="1" w:space="0" w:color="CCCCCC"/>
             </w:tcBorders>
-            <w:shd w:val="clear" w:color="auto" w:fill="DDEEFF"/>
             <w:tcMar>
               <w:top w:w="100" w:type="dxa"/>
               <w:left w:w="150" w:type="dxa"/>
@@ -2749,7 +2492,6 @@
               <w:bottom w:val="single" w:sz="1" w:space="0" w:color="CCCCCC"/>
               <w:right w:val="single" w:sz="1" w:space="0" w:color="CCCCCC"/>
             </w:tcBorders>
-            <w:shd w:val="clear" w:color="auto" w:fill="DDEEFF"/>
             <w:tcMar>
               <w:top w:w="100" w:type="dxa"/>
               <w:left w:w="150" w:type="dxa"/>
